--- a/src/content/bios-processed/Chan-M 2021.docx
+++ b/src/content/bios-processed/Chan-M 2021.docx
@@ -14,230 +14,7 @@
         </w:rPr>
       </w:pPr>
       <w:r>
-        <w:rPr>
-          <w:b/>
-          <w:bCs/>
-          <w:lang w:val="en-GB"/>
-        </w:rPr>
-        <w:t xml:space="preserve">CHAN, Margaret (née </w:t>
-      </w:r>
-      <w:r>
-        <w:rPr>
-          <w:b/>
-          <w:bCs/>
-          <w:lang w:val="en-GB"/>
-        </w:rPr>
-        <w:t>Fung Fu-</w:t>
-      </w:r>
-      <w:proofErr w:type="spellStart"/>
-      <w:r>
-        <w:rPr>
-          <w:b/>
-          <w:bCs/>
-          <w:lang w:val="en-GB"/>
-        </w:rPr>
-        <w:t>chun</w:t>
-      </w:r>
-      <w:proofErr w:type="spellEnd"/>
-      <w:r>
-        <w:rPr>
-          <w:b/>
-          <w:bCs/>
-          <w:color w:val="000000"/>
-          <w:shd w:val="clear" w:color="auto" w:fill="F8F9FA"/>
-          <w:lang w:val="en-GB"/>
-        </w:rPr>
-        <w:t>)</w:t>
-      </w:r>
-      <w:r>
-        <w:rPr>
-          <w:b/>
-          <w:bCs/>
-          <w:color w:val="000000"/>
-          <w:shd w:val="clear" w:color="auto" w:fill="F8F9FA"/>
-          <w:lang w:val="en-GB"/>
-        </w:rPr>
-        <w:t xml:space="preserve">, </w:t>
-      </w:r>
-      <w:r>
-        <w:rPr>
-          <w:b/>
-          <w:bCs/>
-          <w:color w:val="000000"/>
-          <w:shd w:val="clear" w:color="auto" w:fill="F8F9FA"/>
-          <w:lang w:val="en-GB"/>
-        </w:rPr>
-        <w:t xml:space="preserve">Hong Kong medical officer and </w:t>
-      </w:r>
-      <w:r>
-        <w:rPr>
-          <w:b/>
-          <w:bCs/>
-          <w:color w:val="000000"/>
-          <w:shd w:val="clear" w:color="auto" w:fill="F8F9FA"/>
-          <w:lang w:val="en-GB"/>
-        </w:rPr>
-        <w:t xml:space="preserve">seventh </w:t>
-      </w:r>
-      <w:r>
-        <w:rPr>
-          <w:b/>
-          <w:bCs/>
-          <w:color w:val="000000"/>
-          <w:shd w:val="clear" w:color="auto" w:fill="F8F9FA"/>
-          <w:lang w:val="en-GB"/>
-        </w:rPr>
-        <w:t xml:space="preserve">Director-General of the World Health </w:t>
-      </w:r>
-      <w:r>
-        <w:rPr>
-          <w:b/>
-          <w:bCs/>
-          <w:color w:val="000000"/>
-          <w:shd w:val="clear" w:color="auto" w:fill="F8F9FA"/>
-          <w:lang w:val="en-GB"/>
-        </w:rPr>
-        <w:t>Organization</w:t>
-      </w:r>
-      <w:r>
-        <w:rPr>
-          <w:b/>
-          <w:bCs/>
-          <w:color w:val="000000"/>
-          <w:shd w:val="clear" w:color="auto" w:fill="F8F9FA"/>
-          <w:lang w:val="en-GB"/>
-        </w:rPr>
-        <w:t xml:space="preserve"> (WHO) 200</w:t>
-      </w:r>
-      <w:r>
-        <w:rPr>
-          <w:b/>
-          <w:bCs/>
-          <w:color w:val="000000"/>
-          <w:shd w:val="clear" w:color="auto" w:fill="F8F9FA"/>
-          <w:lang w:val="en-GB"/>
-        </w:rPr>
-        <w:t>7</w:t>
-      </w:r>
-      <w:r>
-        <w:rPr>
-          <w:b/>
-          <w:bCs/>
-          <w:color w:val="000000"/>
-          <w:shd w:val="clear" w:color="auto" w:fill="F8F9FA"/>
-          <w:lang w:val="en-GB"/>
-        </w:rPr>
-        <w:t xml:space="preserve">-2017, was born 21 August 1947 in Hong Kong. </w:t>
-      </w:r>
-      <w:r>
-        <w:rPr>
-          <w:b/>
-          <w:bCs/>
-          <w:color w:val="000000"/>
-          <w:shd w:val="clear" w:color="auto" w:fill="F8F9FA"/>
-          <w:lang w:val="en-GB"/>
-        </w:rPr>
-        <w:t xml:space="preserve">Her </w:t>
-      </w:r>
-      <w:r>
-        <w:rPr>
-          <w:b/>
-          <w:bCs/>
-          <w:color w:val="000000"/>
-          <w:shd w:val="clear" w:color="auto" w:fill="F8F9FA"/>
-          <w:lang w:val="en-GB"/>
-        </w:rPr>
-        <w:t>p</w:t>
-      </w:r>
-      <w:r>
-        <w:rPr>
-          <w:b/>
-          <w:bCs/>
-          <w:color w:val="000000"/>
-          <w:shd w:val="clear" w:color="auto" w:fill="F8F9FA"/>
-          <w:lang w:val="en-GB"/>
-        </w:rPr>
-        <w:t xml:space="preserve">arents’ names and professions </w:t>
-      </w:r>
-      <w:r>
-        <w:rPr>
-          <w:b/>
-          <w:bCs/>
-          <w:color w:val="000000"/>
-          <w:shd w:val="clear" w:color="auto" w:fill="F8F9FA"/>
-          <w:lang w:val="en-GB"/>
-        </w:rPr>
-        <w:t>are not currently publicly available</w:t>
-      </w:r>
-      <w:r>
-        <w:rPr>
-          <w:b/>
-          <w:bCs/>
-          <w:color w:val="000000"/>
-          <w:shd w:val="clear" w:color="auto" w:fill="F8F9FA"/>
-          <w:lang w:val="en-GB"/>
-        </w:rPr>
-        <w:t>.</w:t>
-      </w:r>
-      <w:r>
-        <w:rPr>
-          <w:b/>
-          <w:bCs/>
-          <w:color w:val="000000"/>
-          <w:shd w:val="clear" w:color="auto" w:fill="F8F9FA"/>
-          <w:lang w:val="en-GB"/>
-        </w:rPr>
-        <w:t xml:space="preserve"> </w:t>
-      </w:r>
-      <w:r>
-        <w:rPr>
-          <w:b/>
-          <w:bCs/>
-          <w:color w:val="000000"/>
-          <w:shd w:val="clear" w:color="auto" w:fill="F8F9FA"/>
-          <w:lang w:val="en-GB"/>
-        </w:rPr>
-        <w:t>S</w:t>
-      </w:r>
-      <w:r>
-        <w:rPr>
-          <w:b/>
-          <w:bCs/>
-          <w:color w:val="000000"/>
-          <w:shd w:val="clear" w:color="auto" w:fill="F8F9FA"/>
-          <w:lang w:val="en-GB"/>
-        </w:rPr>
-        <w:t>he married David Chan, ophthalmologist</w:t>
-      </w:r>
-      <w:r>
-        <w:rPr>
-          <w:b/>
-          <w:bCs/>
-          <w:color w:val="000000"/>
-          <w:shd w:val="clear" w:color="auto" w:fill="F8F9FA"/>
-          <w:lang w:val="en-GB"/>
-        </w:rPr>
-        <w:t>, with whom she has</w:t>
-      </w:r>
-      <w:r>
-        <w:rPr>
-          <w:b/>
-          <w:bCs/>
-          <w:color w:val="000000"/>
-          <w:shd w:val="clear" w:color="auto" w:fill="F8F9FA"/>
-          <w:lang w:val="en-GB"/>
-        </w:rPr>
-        <w:t xml:space="preserve"> one son.</w:t>
-      </w:r>
-      <w:r>
-        <w:rPr>
-          <w:b/>
-          <w:bCs/>
-          <w:color w:val="000000"/>
-          <w:shd w:val="clear" w:color="auto" w:fill="F8F9FA"/>
-          <w:lang w:val="en-GB"/>
-        </w:rPr>
-        <w:t xml:space="preserve"> </w:t>
+        <w:t xml:space="preserve">CHAN, Margaret (née Fung Fu-chun), Hong Kong Chinese medical officer and seventh Director-General of the World Health Organization (WHO) 2007-2017, was born 21 August 1947 in Hong Kong. Her parents’ names and professions are not currently publicly available. She married David Chan, ophthalmologist, with whom she has one son. </w:t>
       </w:r>
     </w:p>
     <w:p>

--- a/src/content/bios-processed/Chan-M 2021.docx
+++ b/src/content/bios-processed/Chan-M 2021.docx
@@ -14,7 +14,230 @@
         </w:rPr>
       </w:pPr>
       <w:r>
-        <w:t xml:space="preserve">CHAN, Margaret (née Fung Fu-chun), Hong Kong Chinese medical officer and seventh Director-General of the World Health Organization (WHO) 2007-2017, was born 21 August 1947 in Hong Kong. Her parents’ names and professions are not currently publicly available. She married David Chan, ophthalmologist, with whom she has one son. </w:t>
+        <w:rPr>
+          <w:b/>
+          <w:bCs/>
+          <w:lang w:val="en-GB"/>
+        </w:rPr>
+        <w:t xml:space="preserve">CHAN, Margaret (née </w:t>
+      </w:r>
+      <w:r>
+        <w:rPr>
+          <w:b/>
+          <w:bCs/>
+          <w:lang w:val="en-GB"/>
+        </w:rPr>
+        <w:t>Fung Fu-</w:t>
+      </w:r>
+      <w:proofErr w:type="spellStart"/>
+      <w:r>
+        <w:rPr>
+          <w:b/>
+          <w:bCs/>
+          <w:lang w:val="en-GB"/>
+        </w:rPr>
+        <w:t>chun</w:t>
+      </w:r>
+      <w:proofErr w:type="spellEnd"/>
+      <w:r>
+        <w:rPr>
+          <w:b/>
+          <w:bCs/>
+          <w:color w:val="000000"/>
+          <w:shd w:val="clear" w:color="auto" w:fill="F8F9FA"/>
+          <w:lang w:val="en-GB"/>
+        </w:rPr>
+        <w:t>)</w:t>
+      </w:r>
+      <w:r>
+        <w:rPr>
+          <w:b/>
+          <w:bCs/>
+          <w:color w:val="000000"/>
+          <w:shd w:val="clear" w:color="auto" w:fill="F8F9FA"/>
+          <w:lang w:val="en-GB"/>
+        </w:rPr>
+        <w:t xml:space="preserve">, </w:t>
+      </w:r>
+      <w:r>
+        <w:rPr>
+          <w:b/>
+          <w:bCs/>
+          <w:color w:val="000000"/>
+          <w:shd w:val="clear" w:color="auto" w:fill="F8F9FA"/>
+          <w:lang w:val="en-GB"/>
+        </w:rPr>
+        <w:t xml:space="preserve">Hong Kong medical officer and </w:t>
+      </w:r>
+      <w:r>
+        <w:rPr>
+          <w:b/>
+          <w:bCs/>
+          <w:color w:val="000000"/>
+          <w:shd w:val="clear" w:color="auto" w:fill="F8F9FA"/>
+          <w:lang w:val="en-GB"/>
+        </w:rPr>
+        <w:t xml:space="preserve">seventh </w:t>
+      </w:r>
+      <w:r>
+        <w:rPr>
+          <w:b/>
+          <w:bCs/>
+          <w:color w:val="000000"/>
+          <w:shd w:val="clear" w:color="auto" w:fill="F8F9FA"/>
+          <w:lang w:val="en-GB"/>
+        </w:rPr>
+        <w:t xml:space="preserve">Director-General of the World Health </w:t>
+      </w:r>
+      <w:r>
+        <w:rPr>
+          <w:b/>
+          <w:bCs/>
+          <w:color w:val="000000"/>
+          <w:shd w:val="clear" w:color="auto" w:fill="F8F9FA"/>
+          <w:lang w:val="en-GB"/>
+        </w:rPr>
+        <w:t>Organization</w:t>
+      </w:r>
+      <w:r>
+        <w:rPr>
+          <w:b/>
+          <w:bCs/>
+          <w:color w:val="000000"/>
+          <w:shd w:val="clear" w:color="auto" w:fill="F8F9FA"/>
+          <w:lang w:val="en-GB"/>
+        </w:rPr>
+        <w:t xml:space="preserve"> (WHO) 200</w:t>
+      </w:r>
+      <w:r>
+        <w:rPr>
+          <w:b/>
+          <w:bCs/>
+          <w:color w:val="000000"/>
+          <w:shd w:val="clear" w:color="auto" w:fill="F8F9FA"/>
+          <w:lang w:val="en-GB"/>
+        </w:rPr>
+        <w:t>7</w:t>
+      </w:r>
+      <w:r>
+        <w:rPr>
+          <w:b/>
+          <w:bCs/>
+          <w:color w:val="000000"/>
+          <w:shd w:val="clear" w:color="auto" w:fill="F8F9FA"/>
+          <w:lang w:val="en-GB"/>
+        </w:rPr>
+        <w:t xml:space="preserve">-2017, was born 21 August 1947 in Hong Kong. </w:t>
+      </w:r>
+      <w:r>
+        <w:rPr>
+          <w:b/>
+          <w:bCs/>
+          <w:color w:val="000000"/>
+          <w:shd w:val="clear" w:color="auto" w:fill="F8F9FA"/>
+          <w:lang w:val="en-GB"/>
+        </w:rPr>
+        <w:t xml:space="preserve">Her </w:t>
+      </w:r>
+      <w:r>
+        <w:rPr>
+          <w:b/>
+          <w:bCs/>
+          <w:color w:val="000000"/>
+          <w:shd w:val="clear" w:color="auto" w:fill="F8F9FA"/>
+          <w:lang w:val="en-GB"/>
+        </w:rPr>
+        <w:t>p</w:t>
+      </w:r>
+      <w:r>
+        <w:rPr>
+          <w:b/>
+          <w:bCs/>
+          <w:color w:val="000000"/>
+          <w:shd w:val="clear" w:color="auto" w:fill="F8F9FA"/>
+          <w:lang w:val="en-GB"/>
+        </w:rPr>
+        <w:t xml:space="preserve">arents’ names and professions </w:t>
+      </w:r>
+      <w:r>
+        <w:rPr>
+          <w:b/>
+          <w:bCs/>
+          <w:color w:val="000000"/>
+          <w:shd w:val="clear" w:color="auto" w:fill="F8F9FA"/>
+          <w:lang w:val="en-GB"/>
+        </w:rPr>
+        <w:t>are not currently publicly available</w:t>
+      </w:r>
+      <w:r>
+        <w:rPr>
+          <w:b/>
+          <w:bCs/>
+          <w:color w:val="000000"/>
+          <w:shd w:val="clear" w:color="auto" w:fill="F8F9FA"/>
+          <w:lang w:val="en-GB"/>
+        </w:rPr>
+        <w:t>.</w:t>
+      </w:r>
+      <w:r>
+        <w:rPr>
+          <w:b/>
+          <w:bCs/>
+          <w:color w:val="000000"/>
+          <w:shd w:val="clear" w:color="auto" w:fill="F8F9FA"/>
+          <w:lang w:val="en-GB"/>
+        </w:rPr>
+        <w:t xml:space="preserve"> </w:t>
+      </w:r>
+      <w:r>
+        <w:rPr>
+          <w:b/>
+          <w:bCs/>
+          <w:color w:val="000000"/>
+          <w:shd w:val="clear" w:color="auto" w:fill="F8F9FA"/>
+          <w:lang w:val="en-GB"/>
+        </w:rPr>
+        <w:t>S</w:t>
+      </w:r>
+      <w:r>
+        <w:rPr>
+          <w:b/>
+          <w:bCs/>
+          <w:color w:val="000000"/>
+          <w:shd w:val="clear" w:color="auto" w:fill="F8F9FA"/>
+          <w:lang w:val="en-GB"/>
+        </w:rPr>
+        <w:t>he married David Chan, ophthalmologist</w:t>
+      </w:r>
+      <w:r>
+        <w:rPr>
+          <w:b/>
+          <w:bCs/>
+          <w:color w:val="000000"/>
+          <w:shd w:val="clear" w:color="auto" w:fill="F8F9FA"/>
+          <w:lang w:val="en-GB"/>
+        </w:rPr>
+        <w:t>, with whom she has</w:t>
+      </w:r>
+      <w:r>
+        <w:rPr>
+          <w:b/>
+          <w:bCs/>
+          <w:color w:val="000000"/>
+          <w:shd w:val="clear" w:color="auto" w:fill="F8F9FA"/>
+          <w:lang w:val="en-GB"/>
+        </w:rPr>
+        <w:t xml:space="preserve"> one son.</w:t>
+      </w:r>
+      <w:r>
+        <w:rPr>
+          <w:b/>
+          <w:bCs/>
+          <w:color w:val="000000"/>
+          <w:shd w:val="clear" w:color="auto" w:fill="F8F9FA"/>
+          <w:lang w:val="en-GB"/>
+        </w:rPr>
+        <w:t xml:space="preserve"> </w:t>
       </w:r>
     </w:p>
     <w:p>
